--- a/uploads-by-year/2026/Katren-08.04.2026.docx
+++ b/uploads-by-year/2026/Katren-08.04.2026.docx
@@ -4248,7 +4248,7 @@
           <w:sz w:val="26"/>
           <w:szCs w:val="26"/>
         </w:rPr>
-        <w:t>08.04.2026</w:t>
+        <w:t>08.04.26</w:t>
       </w:r>
     </w:p>
     <w:p>
@@ -4491,7 +4491,6 @@
           <w:kern w:val="0"/>
           <w:sz w:val="26"/>
           <w:szCs w:val="26"/>
-          <w:lang w:val="en-US"/>
         </w:rPr>
       </w:pPr>
       <w:r>
